--- a/docs/metodichka/kniga/rezultat/1-3-principy_rukopis-RIC.docx
+++ b/docs/metodichka/kniga/rezultat/1-3-principy_rukopis-RIC.docx
@@ -1678,6 +1678,18 @@
       </w:pPr>
       <w:r>
         <w:t xml:space="preserve">Перенесли защиту на неделю и забыли, что на эту неделю назначены испытания.</w:t>
+      </w:r>
+    </w:p>
+    <w:p>
+      <w:pPr>
+        <w:pStyle w:val="Compact"/>
+        <w:numPr>
+          <w:ilvl w:val="0"/>
+          <w:numId w:val="1004"/>
+        </w:numPr>
+      </w:pPr>
+      <w:r>
+        <w:t xml:space="preserve">После защиты прототип убрали в шкаф, и никто не знает, как им пользоваться.</w:t>
       </w:r>
     </w:p>
     <w:p>

--- a/docs/metodichka/kniga/rezultat/1-3-principy_rukopis-RIC.docx
+++ b/docs/metodichka/kniga/rezultat/1-3-principy_rukopis-RIC.docx
@@ -1745,17 +1745,20 @@
         <w:t xml:space="preserve">	</w:t>
       </w:r>
       <w:r>
-        <w:t xml:space="preserve">Heuer K.</w:t>
+        <w:t xml:space="preserve">Heuer, K. Evolution of the PMBOK Guide : presentation / K. Heuer. – [S. l.] : NTT Data, 2026. – 36 slides. – URL:</w:t>
       </w:r>
       <w:r>
         <w:t xml:space="preserve"> </w:t>
       </w:r>
       <w:r>
         <w:rPr/>
-        <w:t xml:space="preserve">Evolution of the PMBOK Guide</w:t>
-      </w:r>
-      <w:r>
-        <w:t xml:space="preserve">. Presentation, Project Management Institute; NTT Data, 2026.</w:t>
+        <w:t xml:space="preserve">https://www.nttdata.com/global/en/-/media/nttdataglobal/1_files/insights/focus/021/the-evolution-of-the-pmbok-guide-introducing-the-8th-edition-by-kelly-heuer.pdf</w:t>
+      </w:r>
+      <w:r>
+        <w:t xml:space="preserve"> </w:t>
+      </w:r>
+      <w:r>
+        <w:t xml:space="preserve">(дата обращения: 17.10.2026). – Текст : электронный.</w:t>
       </w:r>
     </w:p>
     <w:bookmarkEnd w:id="35"/>
